--- a/public/proofread/draft-lang.docx
+++ b/public/proofread/draft-lang.docx
@@ -117,27 +117,9 @@
           <w:szCs w:val="24"/>
           <w:rtl/>
         </w:rPr>
-        <w:t xml:space="preserve">1. התובע, יליד 1962, פנה למרכז הרפואי קדם </w:t>
-      </w:r>
-      <w:r>
-        <w:rPr>
-          <w:rFonts w:ascii="David" w:hAnsi="David" w:cs="David"/>
-          <w:sz w:val="24"/>
-          <w:szCs w:val="24"/>
-          <w:rtl/>
-        </w:rPr>
-        <w:t xml:space="preserve">ביום 12.6.2023</w:t>
-      </w:r>
-      <w:r>
-        <w:rPr>
-          <w:rFonts w:ascii="David" w:hAnsi="David" w:cs="David"/>
-          <w:sz w:val="24"/>
-          <w:szCs w:val="24"/>
-          <w:rtl/>
-        </w:rPr>
-        <w:t xml:space="preserve"> בשל כאבים עזים בבטן התחתונה. לאחר בדיקה </w:t>
-      </w:r>
-      <w:del w:id="100" w:author="נט המשפט" w:date="2026-09-08T09:00:00Z">
+        <w:t xml:space="preserve">1. התובע, יליד 1962, פנה למרכז הרפואי קדם ביום 12.6.2023 בשל כאבים עזים בבטן התחתונה. לאחר בדיקה </w:t>
+      </w:r>
+      <w:del w:id="100" w:author="נט המשפט" w:date="2026-09-17T09:00:00Z">
         <w:r>
           <w:rPr>
             <w:rFonts w:ascii="David" w:hAnsi="David" w:cs="David"/>
@@ -148,7 +130,7 @@
           <w:delText xml:space="preserve">שיטחית</w:delText>
         </w:r>
       </w:del>
-      <w:ins w:id="101" w:author="נט המשפט" w:date="2026-09-08T09:00:00Z">
+      <w:ins w:id="101" w:author="נט המשפט" w:date="2026-09-17T09:00:00Z">
         <w:r>
           <w:rPr>
             <w:rFonts w:ascii="David" w:hAnsi="David" w:cs="David"/>
@@ -190,7 +172,7 @@
         </w:rPr>
         <w:t xml:space="preserve">2. במהלך הניתוח </w:t>
       </w:r>
-      <w:del w:id="102" w:author="נט המשפט" w:date="2026-09-08T09:00:00Z">
+      <w:del w:id="102" w:author="נט המשפט" w:date="2026-09-17T09:00:00Z">
         <w:r>
           <w:rPr>
             <w:rFonts w:ascii="David" w:hAnsi="David" w:cs="David"/>
@@ -201,7 +183,7 @@
           <w:delText xml:space="preserve">ארעה</w:delText>
         </w:r>
       </w:del>
-      <w:ins w:id="103" w:author="נט המשפט" w:date="2026-09-08T09:00:00Z">
+      <w:ins w:id="103" w:author="נט המשפט" w:date="2026-09-17T09:00:00Z">
         <w:r>
           <w:rPr>
             <w:rFonts w:ascii="David" w:hAnsi="David" w:cs="David"/>
@@ -219,27 +201,9 @@
           <w:szCs w:val="24"/>
           <w:rtl/>
         </w:rPr>
-        <w:t xml:space="preserve"> </w:t>
-      </w:r>
-      <w:r>
-        <w:rPr>
-          <w:rFonts w:ascii="David" w:hAnsi="David" w:cs="David"/>
-          <w:sz w:val="24"/>
-          <w:szCs w:val="24"/>
-          <w:rtl/>
-        </w:rPr>
-        <w:t xml:space="preserve">התרשלות אשר גרמה לנזק בלתי הפיך</w:t>
-      </w:r>
-      <w:r>
-        <w:rPr>
-          <w:rFonts w:ascii="David" w:hAnsi="David" w:cs="David"/>
-          <w:sz w:val="24"/>
-          <w:szCs w:val="24"/>
-          <w:rtl/>
-        </w:rPr>
-        <w:t xml:space="preserve">, ועד היום </w:t>
-      </w:r>
-      <w:del w:id="104" w:author="נט המשפט" w:date="2026-09-08T09:00:00Z">
+        <w:t xml:space="preserve"> התרשלות אשר גרמה לנזק בלתי הפיך, ועד היום </w:t>
+      </w:r>
+      <w:del w:id="104" w:author="נט המשפט" w:date="2026-09-17T09:00:00Z">
         <w:r>
           <w:rPr>
             <w:rFonts w:ascii="David" w:hAnsi="David" w:cs="David"/>
@@ -250,7 +214,7 @@
           <w:delText xml:space="preserve">התובע סובל</w:delText>
         </w:r>
       </w:del>
-      <w:ins w:id="105" w:author="נט המשפט" w:date="2026-09-08T09:00:00Z">
+      <w:ins w:id="105" w:author="נט המשפט" w:date="2026-09-17T09:00:00Z">
         <w:r>
           <w:rPr>
             <w:rFonts w:ascii="David" w:hAnsi="David" w:cs="David"/>
@@ -294,87 +258,87 @@
           <w:szCs w:val="24"/>
           <w:rtl/>
         </w:rPr>
-        <w:t xml:space="preserve">ב. הראיות</w:t>
-      </w:r>
-    </w:p>
-    <w:p>
-      <w:pPr>
-        <w:bidi/>
-        <w:jc w:val="both"/>
-        <w:spacing w:before="0" w:after="160" w:line="360" w:lineRule="auto"/>
-        <w:rPr>
-          <w:rFonts w:ascii="David" w:hAnsi="David" w:cs="David"/>
-          <w:sz w:val="24"/>
-          <w:szCs w:val="24"/>
-          <w:rtl/>
-        </w:rPr>
-      </w:pPr>
-      <w:r>
-        <w:rPr>
-          <w:rFonts w:ascii="David" w:hAnsi="David" w:cs="David"/>
-          <w:sz w:val="24"/>
-          <w:szCs w:val="24"/>
-          <w:rtl/>
-        </w:rPr>
-        <w:t xml:space="preserve">3. </w:t>
-      </w:r>
-      <w:r>
-        <w:rPr>
-          <w:rFonts w:ascii="David" w:hAnsi="David" w:cs="David"/>
-          <w:sz w:val="24"/>
-          <w:szCs w:val="24"/>
-          <w:rtl/>
-        </w:rPr>
-        <w:t xml:space="preserve">חוות הדעת של פרופ׳ רון שגב מטעם התובע לא נסתרה</w:t>
-      </w:r>
-      <w:r>
-        <w:rPr>
-          <w:rFonts w:ascii="David" w:hAnsi="David" w:cs="David"/>
-          <w:sz w:val="24"/>
-          <w:szCs w:val="24"/>
-          <w:rtl/>
-        </w:rPr>
-        <w:t xml:space="preserve">, ולא הוצגה מטעם הנתבעת כל חוות דעת נוגדת.</w:t>
-      </w:r>
-    </w:p>
-    <w:p>
-      <w:pPr>
-        <w:bidi/>
-        <w:jc w:val="both"/>
-        <w:spacing w:before="0" w:after="160" w:line="360" w:lineRule="auto"/>
-        <w:rPr>
-          <w:rFonts w:ascii="David" w:hAnsi="David" w:cs="David"/>
-          <w:sz w:val="24"/>
-          <w:szCs w:val="24"/>
-          <w:rtl/>
-        </w:rPr>
-      </w:pPr>
-      <w:r>
-        <w:rPr>
-          <w:rFonts w:ascii="David" w:hAnsi="David" w:cs="David"/>
-          <w:sz w:val="24"/>
-          <w:szCs w:val="24"/>
-          <w:rtl/>
-        </w:rPr>
-        <w:t xml:space="preserve">4. הנזק הכספי שנגרם לתובע מסתכם בסך של </w:t>
-      </w:r>
-      <w:r>
-        <w:rPr>
-          <w:rFonts w:ascii="David" w:hAnsi="David" w:cs="David"/>
-          <w:sz w:val="24"/>
-          <w:szCs w:val="24"/>
-          <w:rtl/>
-        </w:rPr>
-        <w:t xml:space="preserve"> 1,250,000 ש"ח</w:t>
-      </w:r>
-      <w:r>
-        <w:rPr>
-          <w:rFonts w:ascii="David" w:hAnsi="David" w:cs="David"/>
-          <w:sz w:val="24"/>
-          <w:szCs w:val="24"/>
-          <w:rtl/>
-        </w:rPr>
-        <w:t xml:space="preserve">, כמפורט בחוות הדעת האקטוארית שצורפה לכתב התביעה המתוקן.</w:t>
+        <w:t xml:space="preserve">ב. הנזק</w:t>
+      </w:r>
+    </w:p>
+    <w:p>
+      <w:pPr>
+        <w:bidi/>
+        <w:jc w:val="both"/>
+        <w:spacing w:before="0" w:after="160" w:line="360" w:lineRule="auto"/>
+        <w:rPr>
+          <w:rFonts w:ascii="David" w:hAnsi="David" w:cs="David"/>
+          <w:sz w:val="24"/>
+          <w:szCs w:val="24"/>
+          <w:rtl/>
+        </w:rPr>
+      </w:pPr>
+      <w:r>
+        <w:rPr>
+          <w:rFonts w:ascii="David" w:hAnsi="David" w:cs="David"/>
+          <w:sz w:val="24"/>
+          <w:szCs w:val="24"/>
+          <w:rtl/>
+        </w:rPr>
+        <w:t xml:space="preserve">3. בעקבות הניתוח שבוצע </w:t>
+      </w:r>
+      <w:r>
+        <w:rPr>
+          <w:rFonts w:ascii="David" w:hAnsi="David" w:cs="David"/>
+          <w:sz w:val="24"/>
+          <w:szCs w:val="24"/>
+          <w:rtl/>
+        </w:rPr>
+        <w:t xml:space="preserve">ביום 20.6.2023</w:t>
+      </w:r>
+      <w:r>
+        <w:rPr>
+          <w:rFonts w:ascii="David" w:hAnsi="David" w:cs="David"/>
+          <w:sz w:val="24"/>
+          <w:szCs w:val="24"/>
+          <w:rtl/>
+        </w:rPr>
+        <w:t xml:space="preserve"> אושפז התובע למשך שבועיים, ומאז הוא מצוי במעקב רפואי צמוד.</w:t>
+      </w:r>
+    </w:p>
+    <w:p>
+      <w:pPr>
+        <w:bidi/>
+        <w:jc w:val="both"/>
+        <w:spacing w:before="0" w:after="160" w:line="360" w:lineRule="auto"/>
+        <w:rPr>
+          <w:rFonts w:ascii="David" w:hAnsi="David" w:cs="David"/>
+          <w:sz w:val="24"/>
+          <w:szCs w:val="24"/>
+          <w:rtl/>
+        </w:rPr>
+      </w:pPr>
+      <w:r>
+        <w:rPr>
+          <w:rFonts w:ascii="David" w:hAnsi="David" w:cs="David"/>
+          <w:sz w:val="24"/>
+          <w:szCs w:val="24"/>
+          <w:rtl/>
+        </w:rPr>
+        <w:t xml:space="preserve">4. התובע, </w:t>
+      </w:r>
+      <w:r>
+        <w:rPr>
+          <w:rFonts w:ascii="David" w:hAnsi="David" w:cs="David"/>
+          <w:sz w:val="24"/>
+          <w:szCs w:val="24"/>
+          <w:rtl/>
+        </w:rPr>
+        <w:t xml:space="preserve">בן 48 במועד האירוע</w:t>
+      </w:r>
+      <w:r>
+        <w:rPr>
+          <w:rFonts w:ascii="David" w:hAnsi="David" w:cs="David"/>
+          <w:sz w:val="24"/>
+          <w:szCs w:val="24"/>
+          <w:rtl/>
+        </w:rPr>
+        <w:t xml:space="preserve">, נאלץ לפרוש מעבודתו, והנזק הכספי שנגרם לו מסתכם בסך של 1,250,000 ש"ח.</w:t>
       </w:r>
     </w:p>
     <w:p>
@@ -424,7 +388,7 @@
         </w:rPr>
         <w:t xml:space="preserve">5. לאור כל האמור לעיל, מתבקש בית המשפט הנכבד לקבל את </w:t>
       </w:r>
-      <w:del w:id="106" w:author="נט המשפט" w:date="2026-09-08T09:00:00Z">
+      <w:del w:id="106" w:author="נט המשפט" w:date="2026-09-17T09:00:00Z">
         <w:r>
           <w:rPr>
             <w:rFonts w:ascii="David" w:hAnsi="David" w:cs="David"/>
@@ -442,7 +406,25 @@
           <w:szCs w:val="24"/>
           <w:rtl/>
         </w:rPr>
-        <w:t xml:space="preserve">התביעה במלואה ולחייב את הנתבעת בהוצאות משפט ובשכר טרחת עורך דין.</w:t>
+        <w:t xml:space="preserve">התביעה במלואה, לחייב את הנתבעת </w:t>
+      </w:r>
+      <w:r>
+        <w:rPr>
+          <w:rFonts w:ascii="David" w:hAnsi="David" w:cs="David"/>
+          <w:sz w:val="24"/>
+          <w:szCs w:val="24"/>
+          <w:rtl/>
+        </w:rPr>
+        <w:t xml:space="preserve">בתשלום סך של 1,400,000 ש"ח</w:t>
+      </w:r>
+      <w:r>
+        <w:rPr>
+          <w:rFonts w:ascii="David" w:hAnsi="David" w:cs="David"/>
+          <w:sz w:val="24"/>
+          <w:szCs w:val="24"/>
+          <w:rtl/>
+        </w:rPr>
+        <w:t xml:space="preserve">, וכן בהוצאות משפט ובשכר טרחת עורך דין.</w:t>
       </w:r>
     </w:p>
     <w:sectPr>
